--- a/Architectural Design for Granhub.docx
+++ b/Architectural Design for Granhub.docx
@@ -19,19 +19,8 @@
           <w:sz w:val="32"/>
           <w:szCs w:val="32"/>
         </w:rPr>
-        <w:t xml:space="preserve">Architectural Design for </w:t>
-      </w:r>
-      <w:proofErr w:type="spellStart"/>
-      <w:r>
-        <w:rPr>
-          <w:b/>
-          <w:bCs/>
-          <w:sz w:val="32"/>
-          <w:szCs w:val="32"/>
-        </w:rPr>
-        <w:t>Granhub</w:t>
-      </w:r>
-      <w:proofErr w:type="spellEnd"/>
+        <w:t>Architectural Design for Granhub</w:t>
+      </w:r>
     </w:p>
     <w:p>
       <w:r>
@@ -54,7 +43,7 @@
     <w:p>
       <w:r>
         <w:pict w14:anchorId="598C12CA">
-          <v:rect id="_x0000_i1880" style="width:0;height:1.5pt" o:hralign="center" o:hrstd="t" o:hr="t" fillcolor="#a0a0a0" stroked="f"/>
+          <v:rect id="_x0000_i1025" style="width:0;height:1.5pt" o:hralign="center" o:hrstd="t" o:hr="t" fillcolor="#a0a0a0" stroked="f"/>
         </w:pict>
       </w:r>
     </w:p>
@@ -168,7 +157,7 @@
     <w:p>
       <w:r>
         <w:pict w14:anchorId="6DB9C17F">
-          <v:rect id="_x0000_i1881" style="width:0;height:1.5pt" o:hralign="center" o:hrstd="t" o:hr="t" fillcolor="#a0a0a0" stroked="f"/>
+          <v:rect id="_x0000_i1026" style="width:0;height:1.5pt" o:hralign="center" o:hrstd="t" o:hr="t" fillcolor="#a0a0a0" stroked="f"/>
         </w:pict>
       </w:r>
     </w:p>
@@ -565,7 +554,7 @@
     <w:p>
       <w:r>
         <w:pict w14:anchorId="0A41177B">
-          <v:rect id="_x0000_i1882" style="width:0;height:1.5pt" o:hralign="center" o:hrstd="t" o:hr="t" fillcolor="#a0a0a0" stroked="f"/>
+          <v:rect id="_x0000_i1027" style="width:0;height:1.5pt" o:hralign="center" o:hrstd="t" o:hr="t" fillcolor="#a0a0a0" stroked="f"/>
         </w:pict>
       </w:r>
     </w:p>
@@ -720,7 +709,7 @@
     <w:p>
       <w:r>
         <w:pict w14:anchorId="7E2E8459">
-          <v:rect id="_x0000_i1883" style="width:0;height:1.5pt" o:hralign="center" o:hrstd="t" o:hr="t" fillcolor="#a0a0a0" stroked="f"/>
+          <v:rect id="_x0000_i1028" style="width:0;height:1.5pt" o:hralign="center" o:hrstd="t" o:hr="t" fillcolor="#a0a0a0" stroked="f"/>
         </w:pict>
       </w:r>
     </w:p>
@@ -860,7 +849,7 @@
     <w:p>
       <w:r>
         <w:pict w14:anchorId="59985326">
-          <v:rect id="_x0000_i1884" style="width:0;height:1.5pt" o:hralign="center" o:hrstd="t" o:hr="t" fillcolor="#a0a0a0" stroked="f"/>
+          <v:rect id="_x0000_i1029" style="width:0;height:1.5pt" o:hralign="center" o:hrstd="t" o:hr="t" fillcolor="#a0a0a0" stroked="f"/>
         </w:pict>
       </w:r>
     </w:p>
@@ -938,7 +927,7 @@
     <w:p>
       <w:r>
         <w:pict w14:anchorId="43BACCB8">
-          <v:rect id="_x0000_i1885" style="width:0;height:1.5pt" o:hralign="center" o:hrstd="t" o:hr="t" fillcolor="#a0a0a0" stroked="f"/>
+          <v:rect id="_x0000_i1030" style="width:0;height:1.5pt" o:hralign="center" o:hrstd="t" o:hr="t" fillcolor="#a0a0a0" stroked="f"/>
         </w:pict>
       </w:r>
     </w:p>
@@ -1025,7 +1014,7 @@
     <w:p>
       <w:r>
         <w:pict w14:anchorId="704C889B">
-          <v:rect id="_x0000_i1886" style="width:0;height:1.5pt" o:hralign="center" o:hrstd="t" o:hr="t" fillcolor="#a0a0a0" stroked="f"/>
+          <v:rect id="_x0000_i1031" style="width:0;height:1.5pt" o:hralign="center" o:hrstd="t" o:hr="t" fillcolor="#a0a0a0" stroked="f"/>
         </w:pict>
       </w:r>
     </w:p>
@@ -1091,7 +1080,7 @@
     <w:p>
       <w:r>
         <w:pict w14:anchorId="43219360">
-          <v:rect id="_x0000_i1887" style="width:0;height:1.5pt" o:hralign="center" o:hrstd="t" o:hr="t" fillcolor="#a0a0a0" stroked="f"/>
+          <v:rect id="_x0000_i1032" style="width:0;height:1.5pt" o:hralign="center" o:hrstd="t" o:hr="t" fillcolor="#a0a0a0" stroked="f"/>
         </w:pict>
       </w:r>
     </w:p>
@@ -1173,7 +1162,7 @@
     <w:p>
       <w:r>
         <w:pict w14:anchorId="7A1FA775">
-          <v:rect id="_x0000_i1888" style="width:0;height:1.5pt" o:hralign="center" o:hrstd="t" o:hr="t" fillcolor="#a0a0a0" stroked="f"/>
+          <v:rect id="_x0000_i1033" style="width:0;height:1.5pt" o:hralign="center" o:hrstd="t" o:hr="t" fillcolor="#a0a0a0" stroked="f"/>
         </w:pict>
       </w:r>
     </w:p>
@@ -1256,7 +1245,7 @@
     <w:p>
       <w:r>
         <w:pict w14:anchorId="2B682EB0">
-          <v:rect id="_x0000_i1889" style="width:0;height:1.5pt" o:hralign="center" o:hrstd="t" o:hr="t" fillcolor="#a0a0a0" stroked="f"/>
+          <v:rect id="_x0000_i1034" style="width:0;height:1.5pt" o:hralign="center" o:hrstd="t" o:hr="t" fillcolor="#a0a0a0" stroked="f"/>
         </w:pict>
       </w:r>
     </w:p>
@@ -1322,7 +1311,7 @@
     <w:p>
       <w:r>
         <w:pict w14:anchorId="56D3E117">
-          <v:rect id="_x0000_i1890" style="width:0;height:1.5pt" o:hralign="center" o:hrstd="t" o:hr="t" fillcolor="#a0a0a0" stroked="f"/>
+          <v:rect id="_x0000_i1035" style="width:0;height:1.5pt" o:hralign="center" o:hrstd="t" o:hr="t" fillcolor="#a0a0a0" stroked="f"/>
         </w:pict>
       </w:r>
     </w:p>
@@ -1573,7 +1562,7 @@
     <w:p>
       <w:r>
         <w:pict w14:anchorId="196F1051">
-          <v:rect id="_x0000_i1891" style="width:0;height:1.5pt" o:hralign="center" o:hrstd="t" o:hr="t" fillcolor="#a0a0a0" stroked="f"/>
+          <v:rect id="_x0000_i1036" style="width:0;height:1.5pt" o:hralign="center" o:hrstd="t" o:hr="t" fillcolor="#a0a0a0" stroked="f"/>
         </w:pict>
       </w:r>
     </w:p>
@@ -1693,7 +1682,7 @@
     <w:p>
       <w:r>
         <w:pict w14:anchorId="54D1A88D">
-          <v:rect id="_x0000_i1892" style="width:0;height:1.5pt" o:hralign="center" o:hrstd="t" o:hr="t" fillcolor="#a0a0a0" stroked="f"/>
+          <v:rect id="_x0000_i1037" style="width:0;height:1.5pt" o:hralign="center" o:hrstd="t" o:hr="t" fillcolor="#a0a0a0" stroked="f"/>
         </w:pict>
       </w:r>
     </w:p>
@@ -1832,7 +1821,7 @@
     <w:p>
       <w:r>
         <w:pict w14:anchorId="0A3BFAC0">
-          <v:rect id="_x0000_i1893" style="width:0;height:1.5pt" o:hralign="center" o:hrstd="t" o:hr="t" fillcolor="#a0a0a0" stroked="f"/>
+          <v:rect id="_x0000_i1038" style="width:0;height:1.5pt" o:hralign="center" o:hrstd="t" o:hr="t" fillcolor="#a0a0a0" stroked="f"/>
         </w:pict>
       </w:r>
     </w:p>
@@ -2025,7 +2014,7 @@
     <w:p>
       <w:r>
         <w:pict w14:anchorId="3A0F3CD7">
-          <v:rect id="_x0000_i1894" style="width:0;height:1.5pt" o:hralign="center" o:hrstd="t" o:hr="t" fillcolor="#a0a0a0" stroked="f"/>
+          <v:rect id="_x0000_i1039" style="width:0;height:1.5pt" o:hralign="center" o:hrstd="t" o:hr="t" fillcolor="#a0a0a0" stroked="f"/>
         </w:pict>
       </w:r>
     </w:p>
@@ -2276,7 +2265,7 @@
     <w:p>
       <w:r>
         <w:pict w14:anchorId="759DDA92">
-          <v:rect id="_x0000_i1895" style="width:0;height:1.5pt" o:hralign="center" o:hrstd="t" o:hr="t" fillcolor="#a0a0a0" stroked="f"/>
+          <v:rect id="_x0000_i1040" style="width:0;height:1.5pt" o:hralign="center" o:hrstd="t" o:hr="t" fillcolor="#a0a0a0" stroked="f"/>
         </w:pict>
       </w:r>
     </w:p>
@@ -2388,7 +2377,7 @@
     <w:p>
       <w:r>
         <w:pict w14:anchorId="43D70468">
-          <v:rect id="_x0000_i1896" style="width:0;height:1.5pt" o:hralign="center" o:hrstd="t" o:hr="t" fillcolor="#a0a0a0" stroked="f"/>
+          <v:rect id="_x0000_i1041" style="width:0;height:1.5pt" o:hralign="center" o:hrstd="t" o:hr="t" fillcolor="#a0a0a0" stroked="f"/>
         </w:pict>
       </w:r>
     </w:p>
@@ -2496,7 +2485,7 @@
     <w:p>
       <w:r>
         <w:pict w14:anchorId="2AD0DCE1">
-          <v:rect id="_x0000_i1897" style="width:0;height:1.5pt" o:hralign="center" o:hrstd="t" o:hr="t" fillcolor="#a0a0a0" stroked="f"/>
+          <v:rect id="_x0000_i1042" style="width:0;height:1.5pt" o:hralign="center" o:hrstd="t" o:hr="t" fillcolor="#a0a0a0" stroked="f"/>
         </w:pict>
       </w:r>
     </w:p>
@@ -2603,7 +2592,7 @@
     <w:p>
       <w:r>
         <w:pict w14:anchorId="29B66813">
-          <v:rect id="_x0000_i1898" style="width:0;height:1.5pt" o:hralign="center" o:hrstd="t" o:hr="t" fillcolor="#a0a0a0" stroked="f"/>
+          <v:rect id="_x0000_i1043" style="width:0;height:1.5pt" o:hralign="center" o:hrstd="t" o:hr="t" fillcolor="#a0a0a0" stroked="f"/>
         </w:pict>
       </w:r>
     </w:p>
@@ -2688,7 +2677,7 @@
     <w:p>
       <w:r>
         <w:pict w14:anchorId="55C36D8E">
-          <v:rect id="_x0000_i1899" style="width:0;height:1.5pt" o:hralign="center" o:hrstd="t" o:hr="t" fillcolor="#a0a0a0" stroked="f"/>
+          <v:rect id="_x0000_i1044" style="width:0;height:1.5pt" o:hralign="center" o:hrstd="t" o:hr="t" fillcolor="#a0a0a0" stroked="f"/>
         </w:pict>
       </w:r>
     </w:p>
@@ -3055,7 +3044,7 @@
     <w:p>
       <w:r>
         <w:pict w14:anchorId="454EB375">
-          <v:rect id="_x0000_i1900" style="width:0;height:1.5pt" o:hralign="center" o:hrstd="t" o:hr="t" fillcolor="#a0a0a0" stroked="f"/>
+          <v:rect id="_x0000_i1045" style="width:0;height:1.5pt" o:hralign="center" o:hrstd="t" o:hr="t" fillcolor="#a0a0a0" stroked="f"/>
         </w:pict>
       </w:r>
     </w:p>
@@ -15177,6 +15166,7 @@
   <w:style w:type="character" w:default="1" w:styleId="DefaultParagraphFont">
     <w:name w:val="Default Paragraph Font"/>
     <w:uiPriority w:val="1"/>
+    <w:semiHidden/>
     <w:unhideWhenUsed/>
   </w:style>
   <w:style w:type="table" w:default="1" w:styleId="TableNormal">
